--- a/CÔNG TY TNHH QUẢNG VẬN/Buoc1_ThongBaoGiaiThe/HDTV_QuyetDinhGiaithe_QUANG_VAN.docx
+++ b/CÔNG TY TNHH QUẢNG VẬN/Buoc1_ThongBaoGiaiThe/HDTV_QuyetDinhGiaithe_QUANG_VAN.docx
@@ -181,7 +181,37 @@
                 <w:rFonts w:ascii="Times New Roman" w:eastAsia="Times New Roman" w:hAnsi="Times New Roman" w:cs="Times New Roman"/>
                 <w:sz w:val="26"/>
               </w:rPr>
-              <w:t>Tây Ninh, ngày 29 tháng 07 năm 2026</w:t>
+              <w:t xml:space="preserve">Tây Ninh, ngày </w:t>
+            </w:r>
+            <w:r>
+              <w:rPr>
+                <w:rFonts w:ascii="Times New Roman" w:eastAsia="Times New Roman" w:hAnsi="Times New Roman" w:cs="Times New Roman"/>
+                <w:sz w:val="26"/>
+              </w:rPr>
+              <w:t>8</w:t>
+            </w:r>
+            <w:r>
+              <w:rPr>
+                <w:rFonts w:ascii="Times New Roman" w:eastAsia="Times New Roman" w:hAnsi="Times New Roman" w:cs="Times New Roman"/>
+                <w:sz w:val="26"/>
+              </w:rPr>
+              <w:t xml:space="preserve"> tháng </w:t>
+            </w:r>
+            <w:r>
+              <w:rPr>
+                <w:rFonts w:ascii="Times New Roman" w:eastAsia="Times New Roman" w:hAnsi="Times New Roman" w:cs="Times New Roman"/>
+                <w:sz w:val="26"/>
+              </w:rPr>
+              <w:t>9</w:t>
+            </w:r>
+            <w:bookmarkStart w:id="0" w:name="_GoBack"/>
+            <w:bookmarkEnd w:id="0"/>
+            <w:r>
+              <w:rPr>
+                <w:rFonts w:ascii="Times New Roman" w:eastAsia="Times New Roman" w:hAnsi="Times New Roman" w:cs="Times New Roman"/>
+                <w:sz w:val="26"/>
+              </w:rPr>
+              <w:t xml:space="preserve"> năm 2026</w:t>
             </w:r>
           </w:p>
         </w:tc>
@@ -997,8 +1027,6 @@
         </w:rPr>
         <w:t>: Quyết định này có hiệu lực từ ngày ký.</w:t>
       </w:r>
-      <w:bookmarkStart w:id="0" w:name="_GoBack"/>
-      <w:bookmarkEnd w:id="0"/>
     </w:p>
     <w:tbl>
       <w:tblPr>
@@ -13213,7 +13241,7 @@
 </file>
 
 <file path=customXml/itemProps1.xml><?xml version="1.0" encoding="utf-8"?>
-<ds:datastoreItem xmlns:ds="http://schemas.openxmlformats.org/officeDocument/2006/customXml" ds:itemID="{18F4108A-6E85-4C11-AD70-ACC4A839B354}">
+<ds:datastoreItem xmlns:ds="http://schemas.openxmlformats.org/officeDocument/2006/customXml" ds:itemID="{A8144635-8E9B-4FC2-8777-DF955F17F28D}">
   <ds:schemaRefs>
     <ds:schemaRef ds:uri="http://schemas.openxmlformats.org/officeDocument/2006/bibliography"/>
   </ds:schemaRefs>
